--- a/2025 AQN Report November 24 2025.docx
+++ b/2025 AQN Report November 24 2025.docx
@@ -24171,21 +24171,12 @@
         </w:rPr>
         <w:t xml:space="preserve"> </w:t>
       </w:r>
-    </w:p>
-    <w:p>
-      <w:pPr>
-        <w:pStyle w:val="Default"/>
-        <w:rPr>
-          <w:rStyle w:val="None"/>
-          <w:rFonts w:ascii="Arial" w:eastAsia="Arial" w:hAnsi="Arial" w:cs="Arial"/>
-        </w:rPr>
-      </w:pPr>
-      <w:r>
-        <w:rPr>
-          <w:rStyle w:val="None"/>
-          <w:rFonts w:ascii="Arial" w:hAnsi="Arial"/>
-        </w:rPr>
-        <w:br/>
+      <w:r>
+        <w:rPr>
+          <w:rStyle w:val="None"/>
+          <w:rFonts w:ascii="Arial" w:hAnsi="Arial"/>
+        </w:rPr>
+        <w:t xml:space="preserve">and </w:t>
       </w:r>
       <w:proofErr w:type="spellStart"/>
       <w:r>
@@ -24201,7 +24192,21 @@
           <w:rStyle w:val="None"/>
           <w:rFonts w:ascii="Arial" w:hAnsi="Arial"/>
         </w:rPr>
-        <w:t xml:space="preserve"> EPA site; </w:t>
+        <w:t xml:space="preserve"> EPA site</w:t>
+      </w:r>
+      <w:r>
+        <w:rPr>
+          <w:rStyle w:val="None"/>
+          <w:rFonts w:ascii="Arial" w:hAnsi="Arial"/>
+        </w:rPr>
+        <w:t>s.</w:t>
+      </w:r>
+      <w:r>
+        <w:rPr>
+          <w:rStyle w:val="None"/>
+          <w:rFonts w:ascii="Arial" w:hAnsi="Arial"/>
+        </w:rPr>
+        <w:t xml:space="preserve"> </w:t>
       </w:r>
     </w:p>
     <w:p>
@@ -24412,13 +24417,57 @@
         </w:rPr>
         <w:br/>
       </w:r>
-      <w:r>
-        <w:rPr>
-          <w:rFonts w:ascii="Arial" w:hAnsi="Arial"/>
-          <w:b/>
-          <w:bCs/>
-          <w:shd w:val="clear" w:color="auto" w:fill="FFFFFF"/>
-        </w:rPr>
+    </w:p>
+    <w:p>
+      <w:pPr>
+        <w:pStyle w:val="Default"/>
+        <w:rPr>
+          <w:rFonts w:ascii="Arial" w:hAnsi="Arial"/>
+          <w:b/>
+          <w:bCs/>
+          <w:shd w:val="clear" w:color="auto" w:fill="FFFFFF"/>
+        </w:rPr>
+      </w:pPr>
+      <w:hyperlink r:id="rId29" w:history="1">
+        <w:r>
+          <w:rPr>
+            <w:rStyle w:val="Hyperlink"/>
+            <w:rFonts w:ascii="Arial" w:hAnsi="Arial"/>
+            <w:b/>
+            <w:bCs/>
+            <w:shd w:val="clear" w:color="auto" w:fill="FFFFFF"/>
+          </w:rPr>
+          <w:t>rebeccaelizskinner/Air-Quality-Network-for-San-Francisco-s-Eastern-Neighborhoods-Report: Report for Air Quality Network for San Francisco's Eastern Neighborhoods Project</w:t>
+        </w:r>
+      </w:hyperlink>
+      <w:r>
+        <w:rPr>
+          <w:rFonts w:ascii="Arial" w:hAnsi="Arial"/>
+          <w:b/>
+          <w:bCs/>
+          <w:shd w:val="clear" w:color="auto" w:fill="FFFFFF"/>
+        </w:rPr>
+        <w:br/>
+      </w:r>
+    </w:p>
+    <w:p>
+      <w:pPr>
+        <w:pStyle w:val="Default"/>
+        <w:rPr>
+          <w:rFonts w:ascii="Arial" w:hAnsi="Arial"/>
+          <w:b/>
+          <w:bCs/>
+          <w:shd w:val="clear" w:color="auto" w:fill="FFFFFF"/>
+        </w:rPr>
+      </w:pPr>
+      <w:r>
+        <w:rPr>
+          <w:rFonts w:ascii="Arial" w:hAnsi="Arial"/>
+          <w:b/>
+          <w:bCs/>
+          <w:shd w:val="clear" w:color="auto" w:fill="FFFFFF"/>
+        </w:rPr>
+        <w:lastRenderedPageBreak/>
         <w:t>Air Quality Network for San Francisco’s Eastern Neighborhoods / Charts and Spreadsheets</w:t>
       </w:r>
     </w:p>
@@ -24432,7 +24481,7 @@
           <w:shd w:val="clear" w:color="auto" w:fill="FFFFFF"/>
         </w:rPr>
       </w:pPr>
-      <w:hyperlink r:id="rId29" w:history="1">
+      <w:hyperlink r:id="rId30" w:history="1">
         <w:r>
           <w:rPr>
             <w:rStyle w:val="Hyperlink"/>
@@ -24507,7 +24556,7 @@
           <w:shd w:val="clear" w:color="auto" w:fill="FFFFFF"/>
         </w:rPr>
       </w:pPr>
-      <w:hyperlink r:id="rId30" w:history="1">
+      <w:hyperlink r:id="rId31" w:history="1">
         <w:r>
           <w:rPr>
             <w:rStyle w:val="Hyperlink"/>
@@ -24663,7 +24712,7 @@
           <w:shd w:val="clear" w:color="auto" w:fill="FFFFFF"/>
         </w:rPr>
       </w:pPr>
-      <w:hyperlink r:id="rId31" w:history="1">
+      <w:hyperlink r:id="rId32" w:history="1">
         <w:r>
           <w:rPr>
             <w:rStyle w:val="Hyperlink"/>
@@ -25107,7 +25156,6 @@
           <w:u w:val="single"/>
           <w:shd w:val="clear" w:color="auto" w:fill="FFFFFF"/>
         </w:rPr>
-        <w:lastRenderedPageBreak/>
         <w:t>9</w:t>
       </w:r>
       <w:r>
@@ -25187,7 +25235,7 @@
           <w:shd w:val="clear" w:color="auto" w:fill="FFFFFF"/>
         </w:rPr>
       </w:pPr>
-      <w:hyperlink r:id="rId32" w:history="1">
+      <w:hyperlink r:id="rId33" w:history="1">
         <w:r>
           <w:rPr>
             <w:rStyle w:val="Hyperlink"/>
@@ -25793,7 +25841,7 @@
           <w:shd w:val="clear" w:color="auto" w:fill="FFFFFF"/>
         </w:rPr>
       </w:pPr>
-      <w:hyperlink r:id="rId33" w:history="1">
+      <w:hyperlink r:id="rId34" w:history="1">
         <w:r>
           <w:rPr>
             <w:rStyle w:val="Hyperlink"/>
@@ -26612,6 +26660,7 @@
           <w:u w:val="single" w:color="0000FF"/>
           <w:shd w:val="clear" w:color="auto" w:fill="FFFFFF"/>
         </w:rPr>
+        <w:lastRenderedPageBreak/>
         <w:t>C:G</w:t>
       </w:r>
       <w:proofErr w:type="gramEnd"/>
@@ -26778,7 +26827,6 @@
           <w:u w:val="single" w:color="0000FF"/>
           <w:shd w:val="clear" w:color="auto" w:fill="FFFFFF"/>
         </w:rPr>
-        <w:lastRenderedPageBreak/>
         <w:t>July 1, 2024</w:t>
       </w:r>
     </w:p>
@@ -28796,6 +28844,7 @@
           <w:u w:val="single" w:color="0000FF"/>
           <w:shd w:val="clear" w:color="auto" w:fill="FFFFFF"/>
         </w:rPr>
+        <w:lastRenderedPageBreak/>
         <w:br/>
         <w:t>Nov 25</w:t>
       </w:r>
@@ -28873,7 +28922,6 @@
           <w:u w:val="single" w:color="0000FF"/>
           <w:shd w:val="clear" w:color="auto" w:fill="FFFFFF"/>
         </w:rPr>
-        <w:lastRenderedPageBreak/>
         <w:br/>
         <w:t>Nov 22, 2024</w:t>
       </w:r>
@@ -30748,6 +30796,7 @@
           <w:u w:val="single" w:color="0000FF"/>
           <w:shd w:val="clear" w:color="auto" w:fill="FFFFFF"/>
         </w:rPr>
+        <w:lastRenderedPageBreak/>
         <w:t>SPOD Data March 7 2024</w:t>
       </w:r>
       <w:r>
@@ -32693,6 +32742,7 @@
           <w:u w:color="1F1F1F"/>
           <w:shd w:val="clear" w:color="auto" w:fill="FFFFFF"/>
         </w:rPr>
+        <w:lastRenderedPageBreak/>
         <w:t>1/1700 is .000588235</w:t>
       </w:r>
     </w:p>
@@ -32806,7 +32856,6 @@
           <w:szCs w:val="22"/>
           <w:lang w:val="de-DE"/>
         </w:rPr>
-        <w:lastRenderedPageBreak/>
         <w:br/>
       </w:r>
       <w:r>
@@ -33130,7 +33179,7 @@
         </w:rPr>
         <w:t xml:space="preserve">Kansas State U. </w:t>
       </w:r>
-      <w:hyperlink r:id="rId34" w:history="1">
+      <w:hyperlink r:id="rId35" w:history="1">
         <w:r>
           <w:rPr>
             <w:rStyle w:val="Hyperlink"/>
@@ -33147,7 +33196,7 @@
           <w:rFonts w:ascii="Arial" w:hAnsi="Arial" w:cs="Arial"/>
         </w:rPr>
       </w:pPr>
-      <w:hyperlink r:id="rId35" w:history="1">
+      <w:hyperlink r:id="rId36" w:history="1">
         <w:proofErr w:type="spellStart"/>
         <w:proofErr w:type="gramStart"/>
         <w:r>
@@ -33502,8 +33551,8 @@
       </w:pPr>
     </w:p>
     <w:sectPr>
-      <w:headerReference w:type="default" r:id="rId36"/>
-      <w:footerReference w:type="default" r:id="rId37"/>
+      <w:headerReference w:type="default" r:id="rId37"/>
+      <w:footerReference w:type="default" r:id="rId38"/>
       <w:pgSz w:w="12240" w:h="15840"/>
       <w:pgMar w:top="1440" w:right="1440" w:bottom="1440" w:left="1440" w:header="720" w:footer="720" w:gutter="0"/>
       <w:cols w:space="720"/>
@@ -35144,7 +35193,6 @@
   <w:style w:type="character" w:default="1" w:styleId="DefaultParagraphFont">
     <w:name w:val="Default Paragraph Font"/>
     <w:uiPriority w:val="1"/>
-    <w:semiHidden/>
     <w:unhideWhenUsed/>
   </w:style>
   <w:style w:type="table" w:default="1" w:styleId="TableNormal">
